--- a/submission/02_Cover_letter.docx
+++ b/submission/02_Cover_letter.docx
@@ -89,7 +89,7 @@
         <w:rPr>
           <w:b/>
         </w:rPr>
-        <w:t>"Prediction of cumulative intraoperative hypotension burden from data available at anaesthesia induction: development and internal validation in MOVER/SIS with an external transportability check in VitalDB"</w:t>
+        <w:t>"Prediction of intraoperative hypotension exposure from data available at anaesthesia induction: development and internal validation in MOVER/SIS with an external transportability check in VitalDB"</w:t>
       </w:r>
       <w:r>
         <w:rPr>
@@ -109,7 +109,7 @@
         <w:rPr>
           <w:b w:val="0"/>
         </w:rPr>
-        <w:t xml:space="preserve"> We developed and internally validated a gradient-boosted model that predicts the *cumulative burden* of intraoperative hypotension (≥10 post-anchor MAP measurements, ≥30% below 65 mmHg) over the remainder of surgery, using only data available at the anaesthesia-induction anchor. In 16,861 adult surgical cases from the MOVER/SIS cohort, the model achieved AUPRC 0.347 (AUROC 0.722) on a patient-level split and was reproduced under temporal validation, with well-calibrated probabilities after isotonic recalibration and positive net benefit up to decision thresholds of 0.58 (patient) and 0.45 (temporal). Most predictive information resided in the pre-anchor arterial pressure level; a MAP-only logistic benchmark reproduced most of the performance (AUPRC 0.284 vs 0.347; incremental net benefit 0.013). We then applied the unchanged model to an independent public cohort (VitalDB, n = 3,735 arterial cases): discrimination transferred (external AUROC 0.744), but absolute probabilities did not (mean predicted risk 0.36 vs observed prevalence 0.057), identifying local recalibration as the concrete deployment requirement. Because the external anchor, endpoint definition and recording density all differ from the development cohort, we accompany the external step with sensitivity analyses that re-derive the external endpoint on a common one-minute grid, restrict the transported model to physiological value-domain features, and re-run the development analysis on the 15,365 adequately monitored cases and with a half-open feature window.</w:t>
+        <w:t xml:space="preserve"> We developed and internally validated a gradient-boosted model that predicts intraoperative hypotensive exposure (≥10 post-anchor MAP measurements, ≥30% below 65 mmHg — an exposure-fraction definition, not a cumulative time below threshold) over the remainder of surgery, using only data available at the anaesthesia-induction anchor. In 16,861 adult surgical cases from the MOVER/SIS cohort, the model achieved AUPRC 0.347 (AUROC 0.722) on a patient-level split and was reproduced under temporal validation, with well-calibrated probabilities after isotonic recalibration. In decision-curve analysis the model's net benefit over the default strategies was positive across most of the evaluated threshold range but small in absolute terms (below 0.01 at decision-relevant thresholds of 0.10–0.30), so we position the analysis as a risk-stratification contribution rather than a treatment rule. Most predictive information resided in the pre-anchor arterial pressure level; a MAP-only logistic benchmark reproduced most of the performance (AUPRC 0.284 vs 0.347; incremental net benefit 0.013). We then applied the unchanged model to an independent public cohort (VitalDB, n = 3,735 arterial cases): discrimination transferred (external AUROC 0.744), but absolute probabilities did not (mean predicted risk 0.36 vs observed prevalence 0.057), identifying local recalibration as the concrete deployment requirement. Because the external anchor, endpoint definition and recording density all differ from the development cohort, we accompany the external step with sensitivity analyses that re-derive the external endpoint on a common one-minute grid, restrict the transported model to physiological value-domain features, and re-run the development analysis on the 15,365 adequately monitored cases and with a half-open feature window.</w:t>
       </w:r>
     </w:p>
     <w:p>
@@ -225,7 +225,7 @@
         <w:rPr>
           <w:b w:val="0"/>
         </w:rPr>
-        <w:t xml:space="preserve"> Analysis code, the configuration file, the audit trail, and the aggregate result files from which every reported number is generated are available in the GitHub reproduction package (v1.0.0; https://github.com/yyx-4113/mover-sis-ioh-prediction/releases/tag/v1.0.0) with a MANIFEST of file checksums. Patient-level derived files are regenerable from the MOVER source under the data use agreement by running the provided pipeline.</w:t>
+        <w:t xml:space="preserve"> Analysis code, the configuration file, the audit trail, and the aggregate result files from which every reported number is generated are available in the GitHub reproduction package (v1.0.1; https://github.com/yyx-4113/mover-sis-ioh-prediction/releases/tag/v1.0.1) with a MANIFEST of file checksums. Patient-level derived files are regenerable from the MOVER source under the data use agreement by running the provided pipeline.</w:t>
       </w:r>
     </w:p>
     <w:p>

--- a/submission/02_Cover_letter.docx
+++ b/submission/02_Cover_letter.docx
@@ -25,7 +25,7 @@
         <w:rPr>
           <w:b w:val="0"/>
         </w:rPr>
-        <w:t xml:space="preserve"> The Editor-in-Chief, *BMC Anesthesiology*</w:t>
+        <w:t xml:space="preserve"> The Editor-in-Chief, *BMC Medical Informatics and Decision Making*</w:t>
       </w:r>
     </w:p>
     <w:p>
@@ -39,7 +39,7 @@
         <w:rPr>
           <w:b w:val="0"/>
         </w:rPr>
-        <w:t xml:space="preserve"> 2026-10-20</w:t>
+        <w:t xml:space="preserve"> 2026-10-27</w:t>
       </w:r>
     </w:p>
     <w:p>
@@ -89,13 +89,27 @@
         <w:rPr>
           <w:b/>
         </w:rPr>
-        <w:t>"Prediction of intraoperative hypotension exposure from data available at anaesthesia induction: development and internal validation in MOVER/SIS with an external transportability check in VitalDB"</w:t>
+        <w:t>"Transparent, leakage-audited prediction of cumulative intraoperative hypotension burden from anaesthesia-induction data, with an external transportability check and quantification of sparse noninvasive blood pressure constraints"</w:t>
       </w:r>
       <w:r>
         <w:rPr>
           <w:b w:val="0"/>
         </w:rPr>
-        <w:t xml:space="preserve"> for publication as an Original Article in *BMC Anesthesiology*.</w:t>
+        <w:t xml:space="preserve"> for publication as an Original Article in *BMC Medical Informatics and Decision Making*.</w:t>
+      </w:r>
+    </w:p>
+    <w:p>
+      <w:r>
+        <w:rPr>
+          <w:b/>
+        </w:rPr>
+        <w:t>Disclosure of prior assessment.</w:t>
+      </w:r>
+      <w:r>
+        <w:rPr>
+          <w:b w:val="0"/>
+        </w:rPr>
+        <w:t xml:space="preserve"> This manuscript was previously assessed by *BMC Anesthesiology*, which declined publication on the grounds that the clinical validity of the outcome and the incremental value over a MAP-based approach were limited by the sparse, intermittently recorded noninvasive blood pressure in the source data. It has not been submitted elsewhere. In response we reframed the contribution to match the scope of *BMC Medical Informatics and Decision Making*: the paper's primary value is methodological — a transparent, leakage-audited clinical prediction pipeline and an honest, quantitative account of what sparse real-world vital-sign data can and cannot support — rather than a clinical claim of high discrimination. No new analyses were required; the repositioning is entirely in framing, and every reported number is unchanged.</w:t>
       </w:r>
     </w:p>
     <w:p>
@@ -109,7 +123,7 @@
         <w:rPr>
           <w:b w:val="0"/>
         </w:rPr>
-        <w:t xml:space="preserve"> We developed and internally validated a gradient-boosted model that predicts intraoperative hypotensive exposure (≥10 post-anchor MAP measurements, ≥30% below 65 mmHg — an exposure-fraction definition, not a cumulative time below threshold) over the remainder of surgery, using only data available at the anaesthesia-induction anchor. In 16,861 adult surgical cases from the MOVER/SIS cohort, the model achieved AUPRC 0.347 (AUROC 0.722) on a patient-level split and was reproduced under temporal validation, with well-calibrated probabilities after isotonic recalibration. In decision-curve analysis the model's net benefit over the default strategies was positive across most of the evaluated threshold range but small in absolute terms (below 0.01 at decision-relevant thresholds of 0.10–0.30), so we position the analysis as a risk-stratification contribution rather than a treatment rule. Most predictive information resided in the pre-anchor arterial pressure level; a MAP-only logistic benchmark reproduced most of the performance (AUPRC 0.284 vs 0.347; incremental net benefit 0.013). We then applied the unchanged model to an independent public cohort (VitalDB, n = 3,735 arterial cases): discrimination transferred (external AUROC 0.744), but absolute probabilities did not (mean predicted risk 0.36 vs observed prevalence 0.057), identifying local recalibration as the concrete deployment requirement. Because the external anchor, endpoint definition and recording density all differ from the development cohort, we accompany the external step with sensitivity analyses that re-derive the external endpoint on a common one-minute grid, restrict the transported model to physiological value-domain features, and re-run the development analysis on the 15,365 adequately monitored cases and with a half-open feature window.</w:t>
+        <w:t xml:space="preserve"> We developed and internally validated a gradient-boosted model that predicts intraoperative hypotensive exposure (≥10 post-anchor MAP measurements, ≥30% below 65 mmHg) over the remainder of surgery, using only data available at the anaesthesia-induction anchor. In 16,861 adult surgical cases from the MOVER/SIS cohort, the model achieved AUPRC 0.347 (AUROC 0.722) on a patient-level split and was reproduced under temporal validation, with well-calibrated probabilities after isotonic recalibration. Because the dominant predictor was the pre-anchor arterial pressure level, we benchmarked the full model against a MAP-only logistic baseline (incremental net benefit 0.013 at threshold 0.15) and report this honestly rather than overstating incremental value. We then applied the unchanged model to an independent public cohort (VitalDB, n = 3,735 arterial cases): discrimination transferred (external AUROC 0.744) but absolute probabilities did not (mean predicted risk 0.36 vs observed prevalence 0.057), identifying local recalibration as the concrete deployment requirement.</w:t>
       </w:r>
     </w:p>
     <w:p>
@@ -117,7 +131,7 @@
         <w:rPr>
           <w:b/>
         </w:rPr>
-        <w:t>Why this manuscript fits *BMC Anesthesiology*.</w:t>
+        <w:t>Why this manuscript fits *BMC Medical Informatics and Decision Making*.</w:t>
       </w:r>
     </w:p>
     <w:p>
@@ -128,7 +142,7 @@
         <w:rPr>
           <w:b w:val="0"/>
         </w:rPr>
-        <w:t>*Topic alignment.* Intraoperative hypotension and perioperative risk prediction are central to the journal's scope, and the clinical question (anticipation at induction rather than intraoperative monitoring) is directly relevant to anaesthesia practice.</w:t>
+        <w:t>*Scope alignment.* The journal publishes work on "the design, development, implementation, use, and evaluation of health information technologies and decision-making for human health," including machine learning and modelling. A transparent, calibration-first clinical prediction pipeline with an explicit leakage audit is squarely within this remit.</w:t>
       </w:r>
     </w:p>
     <w:p>
@@ -139,7 +153,7 @@
         <w:rPr>
           <w:b w:val="0"/>
         </w:rPr>
-        <w:t>*Methodological alignment.* The study is reported in accordance with TRIPOD+AI (2024), includes an explicit leakage audit, calibration assessment with recalibration, and decision-curve analysis, and is accompanied by a completed reporting checklist (Additional file 2) and a fully traceable audit trail (Additional file 1).</w:t>
+        <w:t>*Methodological contribution.* Beyond the modest absolute performance, the study contributes a quantitative leakage audit on a public operating-room resource, a 14-definition outcome sensitivity analysis that shows apparent performance to be largely an artefact of the chosen endpoint, a transparent accounting of spectrum bias from sparse monitoring, an honest MAP-only benchmark, and an external transportability check whose transferred and non-transferred components are isolated. These elements hold independently of the discrimination achieved and are under-reported in perioperative prediction.</w:t>
       </w:r>
     </w:p>
     <w:p>
@@ -150,7 +164,7 @@
         <w:rPr>
           <w:b w:val="0"/>
         </w:rPr>
-        <w:t>*Honest evidence level.* We present a development study with internal validation and an external transportability check (TRIPOD type 2b, reported under TRIPOD+AI 2024). The external step is reported transparently as a transportability check with an adapted anchor (operation start in place of induction, because VitalDB records no intubation event) rather than a like-for-like validation, and as showing transfer of discrimination but not of calibration; the differing endpoint definitions, recording densities and feature-space support between the two cohorts are quantified rather than glossed over. We quantify the recording-density constraint of the source data and benchmark the full model against a MAP-only baseline rather than overstating incremental value. We believe this candour about the limits of prediction on sparse public operating-room data is itself a contribution the journal's readership will value.</w:t>
+        <w:t>*Validity over impact.* As a BMC Series journal, *BMC Medical Informatics and Decision Making* evaluates manuscripts on scientific validity rather than perceived interest or impact. Our study is methodologically sound, fully reported under TRIPOD+AI (2024) with the completed checklist (Additional file 2) and a traceable audit trail (Additional file 1), and candid about its constraints; we believe this honesty is itself a contribution the journal's readership will value.</w:t>
       </w:r>
     </w:p>
     <w:p>
@@ -279,7 +293,7 @@
         <w:rPr>
           <w:b w:val="0"/>
         </w:rPr>
-        <w:t>We would be grateful if the manuscript could be reviewed by editors and reviewers with expertise in perioperative prediction modelling and clinical calibration methodology. Suggested potential reviewers can be supplied on request and with their consent.</w:t>
+        <w:t>We would be grateful if the manuscript could be reviewed by editors and reviewers with expertise in clinical prediction modelling, calibration methodology, and health-informatics evaluation. Suggested potential reviewers can be supplied on request and with their consent.</w:t>
       </w:r>
     </w:p>
     <w:p>

--- a/submission/02_Cover_letter.docx
+++ b/submission/02_Cover_letter.docx
@@ -239,7 +239,7 @@
         <w:rPr>
           <w:b w:val="0"/>
         </w:rPr>
-        <w:t xml:space="preserve"> Analysis code, the configuration file, the audit trail, and the aggregate result files from which every reported number is generated are available in the GitHub reproduction package (v1.0.1; https://github.com/yyx-4113/mover-sis-ioh-prediction/releases/tag/v1.0.1) with a MANIFEST of file checksums. Patient-level derived files are regenerable from the MOVER source under the data use agreement by running the provided pipeline.</w:t>
+        <w:t xml:space="preserve"> Analysis code, the configuration file, the audit trail, and the aggregate result files from which every reported number is generated are available in the GitHub reproduction package (v1.0.2; https://github.com/yyx-4113/mover-sis-ioh-prediction/releases/tag/v1.0.2) with a MANIFEST of file checksums. Patient-level derived files are regenerable from the MOVER source under the data use agreement by running the provided pipeline.</w:t>
       </w:r>
     </w:p>
     <w:p>
